--- a/ENTREGABLE FINAL - ESTO SOLO SE ENTREGA/DOCUMENTACION - PRESENTACION/Documentacion_MediControl.docx
+++ b/ENTREGABLE FINAL - ESTO SOLO SE ENTREGA/DOCUMENTACION - PRESENTACION/Documentacion_MediControl.docx
@@ -92,63 +92,7 @@
           <w:b/>
           <w:bCs/>
         </w:rPr>
-        <w:t xml:space="preserve">  </w:t>
-      </w:r>
-      <w:r>
-        <w:rPr>
-          <w:b/>
-          <w:bCs/>
-        </w:rPr>
-        <w:t>|</w:t>
-      </w:r>
-      <w:r>
-        <w:rPr>
-          <w:b/>
-          <w:bCs/>
-        </w:rPr>
-        <w:t xml:space="preserve">  </w:t>
-      </w:r>
-      <w:r>
-        <w:rPr>
-          <w:b/>
-          <w:bCs/>
-        </w:rPr>
-        <w:t>Facu</w:t>
-      </w:r>
-      <w:r>
-        <w:rPr>
-          <w:b/>
-          <w:bCs/>
-        </w:rPr>
-        <w:t>ndo Balmaceda</w:t>
-      </w:r>
-      <w:r>
-        <w:rPr>
-          <w:b/>
-          <w:bCs/>
-        </w:rPr>
-        <w:t xml:space="preserve">  |  David</w:t>
-      </w:r>
-      <w:r>
-        <w:rPr>
-          <w:b/>
-          <w:bCs/>
-        </w:rPr>
-        <w:t xml:space="preserve"> Espinoza  </w:t>
-      </w:r>
-      <w:r>
-        <w:rPr>
-          <w:b/>
-          <w:bCs/>
-        </w:rPr>
-        <w:t>|</w:t>
-      </w:r>
-      <w:r>
-        <w:rPr>
-          <w:b/>
-          <w:bCs/>
-        </w:rPr>
-        <w:t xml:space="preserve">  Patricio Zermo</w:t>
+        <w:t xml:space="preserve">  |  Facundo Balmaceda  |  David Espinoza  |  Patricio Zermo</w:t>
       </w:r>
     </w:p>
     <w:p>
@@ -297,12 +241,6 @@
         <w:gridCol w:w="8060"/>
       </w:tblGrid>
       <w:tr>
-        <w:tblPrEx>
-          <w:tblCellMar>
-            <w:top w:w="0" w:type="dxa"/>
-            <w:bottom w:w="0" w:type="dxa"/>
-          </w:tblCellMar>
-        </w:tblPrEx>
         <w:tc>
           <w:tcPr>
             <w:tcW w:w="1300" w:type="dxa"/>
@@ -368,12 +306,6 @@
         </w:tc>
       </w:tr>
       <w:tr>
-        <w:tblPrEx>
-          <w:tblCellMar>
-            <w:top w:w="0" w:type="dxa"/>
-            <w:bottom w:w="0" w:type="dxa"/>
-          </w:tblCellMar>
-        </w:tblPrEx>
         <w:tc>
           <w:tcPr>
             <w:tcW w:w="1300" w:type="dxa"/>
@@ -433,12 +365,6 @@
         </w:tc>
       </w:tr>
       <w:tr>
-        <w:tblPrEx>
-          <w:tblCellMar>
-            <w:top w:w="0" w:type="dxa"/>
-            <w:bottom w:w="0" w:type="dxa"/>
-          </w:tblCellMar>
-        </w:tblPrEx>
         <w:tc>
           <w:tcPr>
             <w:tcW w:w="1300" w:type="dxa"/>
@@ -498,12 +424,6 @@
         </w:tc>
       </w:tr>
       <w:tr>
-        <w:tblPrEx>
-          <w:tblCellMar>
-            <w:top w:w="0" w:type="dxa"/>
-            <w:bottom w:w="0" w:type="dxa"/>
-          </w:tblCellMar>
-        </w:tblPrEx>
         <w:tc>
           <w:tcPr>
             <w:tcW w:w="1300" w:type="dxa"/>
@@ -563,12 +483,6 @@
         </w:tc>
       </w:tr>
       <w:tr>
-        <w:tblPrEx>
-          <w:tblCellMar>
-            <w:top w:w="0" w:type="dxa"/>
-            <w:bottom w:w="0" w:type="dxa"/>
-          </w:tblCellMar>
-        </w:tblPrEx>
         <w:tc>
           <w:tcPr>
             <w:tcW w:w="1300" w:type="dxa"/>
@@ -628,12 +542,6 @@
         </w:tc>
       </w:tr>
       <w:tr>
-        <w:tblPrEx>
-          <w:tblCellMar>
-            <w:top w:w="0" w:type="dxa"/>
-            <w:bottom w:w="0" w:type="dxa"/>
-          </w:tblCellMar>
-        </w:tblPrEx>
         <w:tc>
           <w:tcPr>
             <w:tcW w:w="1300" w:type="dxa"/>
@@ -693,12 +601,6 @@
         </w:tc>
       </w:tr>
       <w:tr>
-        <w:tblPrEx>
-          <w:tblCellMar>
-            <w:top w:w="0" w:type="dxa"/>
-            <w:bottom w:w="0" w:type="dxa"/>
-          </w:tblCellMar>
-        </w:tblPrEx>
         <w:tc>
           <w:tcPr>
             <w:tcW w:w="1300" w:type="dxa"/>
@@ -758,12 +660,6 @@
         </w:tc>
       </w:tr>
       <w:tr>
-        <w:tblPrEx>
-          <w:tblCellMar>
-            <w:top w:w="0" w:type="dxa"/>
-            <w:bottom w:w="0" w:type="dxa"/>
-          </w:tblCellMar>
-        </w:tblPrEx>
         <w:tc>
           <w:tcPr>
             <w:tcW w:w="1300" w:type="dxa"/>
@@ -823,12 +719,6 @@
         </w:tc>
       </w:tr>
       <w:tr>
-        <w:tblPrEx>
-          <w:tblCellMar>
-            <w:top w:w="0" w:type="dxa"/>
-            <w:bottom w:w="0" w:type="dxa"/>
-          </w:tblCellMar>
-        </w:tblPrEx>
         <w:tc>
           <w:tcPr>
             <w:tcW w:w="1300" w:type="dxa"/>
@@ -888,12 +778,6 @@
         </w:tc>
       </w:tr>
       <w:tr>
-        <w:tblPrEx>
-          <w:tblCellMar>
-            <w:top w:w="0" w:type="dxa"/>
-            <w:bottom w:w="0" w:type="dxa"/>
-          </w:tblCellMar>
-        </w:tblPrEx>
         <w:tc>
           <w:tcPr>
             <w:tcW w:w="1300" w:type="dxa"/>
@@ -1033,19 +917,6 @@
     </w:p>
     <w:p>
       <w:pPr>
-        <w:pStyle w:val="Prrafodelista"/>
-        <w:numPr>
-          <w:ilvl w:val="0"/>
-          <w:numId w:val="2"/>
-        </w:numPr>
-        <w:spacing w:after="120"/>
-      </w:pPr>
-      <w:r>
-        <w:t>Limitación conocida: la opción 7 (verificar alertas) depende de que el usuario haya pasado antes por la opción 4 para cargar el umbral de stock y los días de margen; si se selecciona la opción 7 sin haber cargado esos valores antes, el programa produce un error.</w:t>
-      </w:r>
-    </w:p>
-    <w:p>
-      <w:pPr>
         <w:pStyle w:val="Ttulo1"/>
       </w:pPr>
       <w:r>
@@ -1096,54 +967,54 @@
         <w:spacing w:after="120"/>
       </w:pPr>
       <w:r>
+        <w:t xml:space="preserve">Frecuencia diaria (número entero: cantidad de tomas por día; </w:t>
+      </w:r>
+      <w:proofErr w:type="spellStart"/>
+      <w:r>
+        <w:t>ej</w:t>
+      </w:r>
+      <w:proofErr w:type="spellEnd"/>
+      <w:r>
+        <w:t>: 3 si toma cada 8 horas).</w:t>
+      </w:r>
+    </w:p>
+    <w:p>
+      <w:pPr>
+        <w:pStyle w:val="Prrafodelista"/>
+        <w:numPr>
+          <w:ilvl w:val="0"/>
+          <w:numId w:val="2"/>
+        </w:numPr>
+        <w:spacing w:after="120"/>
+      </w:pPr>
+      <w:r>
+        <w:t>Fecha de inicio del tratamiento (formato YYYY-MM-DD).</w:t>
+      </w:r>
+    </w:p>
+    <w:p>
+      <w:pPr>
+        <w:pStyle w:val="Prrafodelista"/>
+        <w:numPr>
+          <w:ilvl w:val="0"/>
+          <w:numId w:val="2"/>
+        </w:numPr>
+        <w:spacing w:after="120"/>
+      </w:pPr>
+      <w:r>
+        <w:t>Fecha de término del tratamiento (formato YYYY-MM-DD, no puede ser anterior al inicio).</w:t>
+      </w:r>
+    </w:p>
+    <w:p>
+      <w:pPr>
+        <w:pStyle w:val="Prrafodelista"/>
+        <w:numPr>
+          <w:ilvl w:val="0"/>
+          <w:numId w:val="2"/>
+        </w:numPr>
+        <w:spacing w:after="120"/>
+      </w:pPr>
+      <w:r>
         <w:lastRenderedPageBreak/>
-        <w:t xml:space="preserve">Frecuencia diaria (número entero: cantidad de tomas por día; </w:t>
-      </w:r>
-      <w:proofErr w:type="spellStart"/>
-      <w:r>
-        <w:t>ej</w:t>
-      </w:r>
-      <w:proofErr w:type="spellEnd"/>
-      <w:r>
-        <w:t>: 3 si toma cada 8 horas).</w:t>
-      </w:r>
-    </w:p>
-    <w:p>
-      <w:pPr>
-        <w:pStyle w:val="Prrafodelista"/>
-        <w:numPr>
-          <w:ilvl w:val="0"/>
-          <w:numId w:val="2"/>
-        </w:numPr>
-        <w:spacing w:after="120"/>
-      </w:pPr>
-      <w:r>
-        <w:t>Fecha de inicio del tratamiento (formato YYYY-MM-DD).</w:t>
-      </w:r>
-    </w:p>
-    <w:p>
-      <w:pPr>
-        <w:pStyle w:val="Prrafodelista"/>
-        <w:numPr>
-          <w:ilvl w:val="0"/>
-          <w:numId w:val="2"/>
-        </w:numPr>
-        <w:spacing w:after="120"/>
-      </w:pPr>
-      <w:r>
-        <w:t>Fecha de término del tratamiento (formato YYYY-MM-DD, no puede ser anterior al inicio).</w:t>
-      </w:r>
-    </w:p>
-    <w:p>
-      <w:pPr>
-        <w:pStyle w:val="Prrafodelista"/>
-        <w:numPr>
-          <w:ilvl w:val="0"/>
-          <w:numId w:val="2"/>
-        </w:numPr>
-        <w:spacing w:after="120"/>
-      </w:pPr>
-      <w:r>
         <w:t>Stock total disponible (número entero mayor a cero).</w:t>
       </w:r>
     </w:p>
@@ -1404,12 +1275,6 @@
         <w:gridCol w:w="6360"/>
       </w:tblGrid>
       <w:tr>
-        <w:tblPrEx>
-          <w:tblCellMar>
-            <w:top w:w="0" w:type="dxa"/>
-            <w:bottom w:w="0" w:type="dxa"/>
-          </w:tblCellMar>
-        </w:tblPrEx>
         <w:tc>
           <w:tcPr>
             <w:tcW w:w="3000" w:type="dxa"/>
@@ -1474,12 +1339,6 @@
         </w:tc>
       </w:tr>
       <w:tr>
-        <w:tblPrEx>
-          <w:tblCellMar>
-            <w:top w:w="0" w:type="dxa"/>
-            <w:bottom w:w="0" w:type="dxa"/>
-          </w:tblCellMar>
-        </w:tblPrEx>
         <w:tc>
           <w:tcPr>
             <w:tcW w:w="3000" w:type="dxa"/>
@@ -1541,12 +1400,6 @@
         </w:tc>
       </w:tr>
       <w:tr>
-        <w:tblPrEx>
-          <w:tblCellMar>
-            <w:top w:w="0" w:type="dxa"/>
-            <w:bottom w:w="0" w:type="dxa"/>
-          </w:tblCellMar>
-        </w:tblPrEx>
         <w:tc>
           <w:tcPr>
             <w:tcW w:w="3000" w:type="dxa"/>
@@ -1571,7 +1424,6 @@
                 <w:i/>
                 <w:iCs/>
               </w:rPr>
-              <w:lastRenderedPageBreak/>
               <w:t>pedir_fecha</w:t>
             </w:r>
             <w:proofErr w:type="spellEnd"/>
@@ -1617,12 +1469,6 @@
         </w:tc>
       </w:tr>
       <w:tr>
-        <w:tblPrEx>
-          <w:tblCellMar>
-            <w:top w:w="0" w:type="dxa"/>
-            <w:bottom w:w="0" w:type="dxa"/>
-          </w:tblCellMar>
-        </w:tblPrEx>
         <w:tc>
           <w:tcPr>
             <w:tcW w:w="3000" w:type="dxa"/>
@@ -1684,12 +1530,6 @@
         </w:tc>
       </w:tr>
       <w:tr>
-        <w:tblPrEx>
-          <w:tblCellMar>
-            <w:top w:w="0" w:type="dxa"/>
-            <w:bottom w:w="0" w:type="dxa"/>
-          </w:tblCellMar>
-        </w:tblPrEx>
         <w:tc>
           <w:tcPr>
             <w:tcW w:w="3000" w:type="dxa"/>
@@ -1714,6 +1554,7 @@
                 <w:i/>
                 <w:iCs/>
               </w:rPr>
+              <w:lastRenderedPageBreak/>
               <w:t>registrar_toma</w:t>
             </w:r>
             <w:proofErr w:type="spellEnd"/>
@@ -1751,12 +1592,6 @@
         </w:tc>
       </w:tr>
       <w:tr>
-        <w:tblPrEx>
-          <w:tblCellMar>
-            <w:top w:w="0" w:type="dxa"/>
-            <w:bottom w:w="0" w:type="dxa"/>
-          </w:tblCellMar>
-        </w:tblPrEx>
         <w:tc>
           <w:tcPr>
             <w:tcW w:w="3000" w:type="dxa"/>
@@ -1818,12 +1653,6 @@
         </w:tc>
       </w:tr>
       <w:tr>
-        <w:tblPrEx>
-          <w:tblCellMar>
-            <w:top w:w="0" w:type="dxa"/>
-            <w:bottom w:w="0" w:type="dxa"/>
-          </w:tblCellMar>
-        </w:tblPrEx>
         <w:tc>
           <w:tcPr>
             <w:tcW w:w="3000" w:type="dxa"/>
@@ -1885,12 +1714,6 @@
         </w:tc>
       </w:tr>
       <w:tr>
-        <w:tblPrEx>
-          <w:tblCellMar>
-            <w:top w:w="0" w:type="dxa"/>
-            <w:bottom w:w="0" w:type="dxa"/>
-          </w:tblCellMar>
-        </w:tblPrEx>
         <w:tc>
           <w:tcPr>
             <w:tcW w:w="3000" w:type="dxa"/>
@@ -1952,12 +1775,6 @@
         </w:tc>
       </w:tr>
       <w:tr>
-        <w:tblPrEx>
-          <w:tblCellMar>
-            <w:top w:w="0" w:type="dxa"/>
-            <w:bottom w:w="0" w:type="dxa"/>
-          </w:tblCellMar>
-        </w:tblPrEx>
         <w:tc>
           <w:tcPr>
             <w:tcW w:w="3000" w:type="dxa"/>
@@ -2019,12 +1836,6 @@
         </w:tc>
       </w:tr>
       <w:tr>
-        <w:tblPrEx>
-          <w:tblCellMar>
-            <w:top w:w="0" w:type="dxa"/>
-            <w:bottom w:w="0" w:type="dxa"/>
-          </w:tblCellMar>
-        </w:tblPrEx>
         <w:tc>
           <w:tcPr>
             <w:tcW w:w="3000" w:type="dxa"/>
@@ -2257,16 +2068,19 @@
         <w:pStyle w:val="Ttulo1"/>
       </w:pPr>
       <w:r>
+        <w:t>8. Conclusión</w:t>
+      </w:r>
+    </w:p>
+    <w:p>
+      <w:pPr>
+        <w:spacing w:after="200"/>
+      </w:pPr>
+      <w:r>
+        <w:t xml:space="preserve">Este proyecto demuestra cómo los conceptos básicos de programación pueden aplicarse para resolver un problema concreto y de alto impacto en la vida cotidiana. La Aplicación de Gestión de Medicamentos no solo cumple con los requisitos técnicos del Trabajo Práctico, sino que </w:t>
+      </w:r>
+      <w:r>
         <w:lastRenderedPageBreak/>
-        <w:t>8. Conclusión</w:t>
-      </w:r>
-    </w:p>
-    <w:p>
-      <w:pPr>
-        <w:spacing w:after="200"/>
-      </w:pPr>
-      <w:r>
-        <w:t>Este proyecto demuestra cómo los conceptos básicos de programación pueden aplicarse para resolver un problema concreto y de alto impacto en la vida cotidiana. La Aplicación de Gestión de Medicamentos no solo cumple con los requisitos técnicos del Trabajo Práctico, sino que representa una solución genuinamente útil para cualquier persona que necesite llevar un registro organizado de su medicación.</w:t>
+        <w:t>representa una solución genuinamente útil para cualquier persona que necesite llevar un registro organizado de su medicación.</w:t>
       </w:r>
     </w:p>
     <w:p>
